--- a/content/Bios/Rich_Czernicki.docx
+++ b/content/Bios/Rich_Czernicki.docx
@@ -1,350 +1,8 @@
 
 <file path=word/document.xml><?xml version="1.0" encoding="utf-8"?>
-<w:document xmlns:w14="http://schemas.microsoft.com/office/word/2010/wordml" xmlns:wp14="http://schemas.microsoft.com/office/word/2010/wordprocessingDrawing" xmlns:w="http://schemas.openxmlformats.org/wordprocessingml/2006/main" xmlns:m="http://schemas.openxmlformats.org/officeDocument/2006/math" xmlns:r="http://schemas.openxmlformats.org/officeDocument/2006/relationships" xmlns:o="urn:schemas-microsoft-com:office:office" xmlns:v="urn:schemas-microsoft-com:vml" xmlns:w10="urn:schemas-microsoft-com:office:word" xmlns:a="http://schemas.openxmlformats.org/drawingml/2006/main" xmlns:pic="http://schemas.openxmlformats.org/drawingml/2006/picture" xmlns:wp="http://schemas.openxmlformats.org/drawingml/2006/wordprocessingDrawing" xmlns:mc="http://schemas.openxmlformats.org/markup-compatibility/2006" mc:Ignorable="w14 wp14">
+<w:document xmlns:ns1="http://schemas.openxmlformats.org/markup-compatibility/2006" xmlns:ns2="http://schemas.microsoft.com/office/word/2010/wordml" xmlns:w="http://schemas.openxmlformats.org/wordprocessingml/2006/main" ns1:Ignorable="w14 wp14">
   <w:body>
-    <w:p xmlns:wp14="http://schemas.microsoft.com/office/word/2010/wordml" wp14:textId="77777777">
-      <w:pPr>
-        <w:pStyle w:val="FirstParagraph"/>
-      </w:pPr>
-      <w:r>
-        <w:rPr/>
-        <w:t>2008 Hall of Fame Inductee Richard Czernicki – Broomfield</w:t>
-      </w:r>
-      <w:r>
-        <w:rPr/>
-        <w:t xml:space="preserve"> </w:t>
-      </w:r>
-      <w:r>
-        <w:rPr/>
-        <w:t xml:space="preserve">Richard “Z-Man” Czernicki was a graduate of Northglenn High School. In 1972, he </w:t>
-      </w:r>
-      <w:r>
-        <w:rPr/>
-        <w:t>participated</w:t>
-      </w:r>
-      <w:r>
-        <w:rPr/>
-        <w:t xml:space="preserve"> </w:t>
-      </w:r>
-      <w:r>
-        <w:rPr/>
-        <w:t>in 4 sports - football, baseball, basketball, and track. He played 5 years of college football - 2</w:t>
-      </w:r>
-      <w:r>
-        <w:rPr/>
-        <w:t xml:space="preserve"> </w:t>
-      </w:r>
-      <w:r>
-        <w:rPr/>
-        <w:t xml:space="preserve">years at Mesa Junior College in Grand Junction, </w:t>
-      </w:r>
-      <w:r>
-        <w:rPr/>
-        <w:t>Colorado</w:t>
-      </w:r>
-      <w:r>
-        <w:rPr/>
-        <w:t xml:space="preserve"> and 3 years at Western State College in</w:t>
-      </w:r>
-      <w:r>
-        <w:rPr/>
-        <w:t xml:space="preserve"> </w:t>
-      </w:r>
-      <w:r>
-        <w:rPr/>
-        <w:t xml:space="preserve">Gunnison, Colorado. Richard played for the </w:t>
-      </w:r>
-      <w:r>
-        <w:rPr/>
-        <w:t>NAIA,</w:t>
-      </w:r>
-      <w:r>
-        <w:rPr/>
-        <w:t xml:space="preserve"> National Championship in the fall of 1976.</w:t>
-      </w:r>
-      <w:r>
-        <w:rPr/>
-        <w:t xml:space="preserve"> </w:t>
-      </w:r>
-      <w:r>
-        <w:rPr/>
-        <w:t>They lost to Texas A&amp;I 52-14.</w:t>
-      </w:r>
-      <w:r>
-        <w:rPr/>
-        <w:t xml:space="preserve"> </w:t>
-      </w:r>
-      <w:r>
-        <w:rPr/>
-        <w:t>Richard graduated from Western with a B.A. in Physical Education with a minor in English</w:t>
-      </w:r>
-      <w:r>
-        <w:rPr/>
-        <w:t xml:space="preserve"> </w:t>
-      </w:r>
-      <w:r>
-        <w:rPr/>
-        <w:t>Literature. He taught for 28 years at Northglenn High School before retiring in 2005. He</w:t>
-      </w:r>
-      <w:r>
-        <w:rPr/>
-        <w:t xml:space="preserve"> </w:t>
-      </w:r>
-      <w:r>
-        <w:rPr/>
-        <w:t xml:space="preserve">coached football for 8 years, </w:t>
-      </w:r>
-      <w:r>
-        <w:rPr/>
-        <w:t>basketball</w:t>
-      </w:r>
-      <w:r>
-        <w:rPr/>
-        <w:t xml:space="preserve"> 8 years and baseball for 2 years at Northglenn High</w:t>
-      </w:r>
-      <w:r>
-        <w:rPr/>
-        <w:t xml:space="preserve"> </w:t>
-      </w:r>
-      <w:r>
-        <w:rPr/>
-        <w:t>School. Richard also coached Junior Varsity basketball and compiled a 105-38 record with 5</w:t>
-      </w:r>
-      <w:r>
-        <w:rPr/>
-        <w:t xml:space="preserve"> </w:t>
-      </w:r>
-      <w:r>
-        <w:rPr/>
-        <w:t xml:space="preserve">League Championships. He has </w:t>
-      </w:r>
-      <w:r>
-        <w:rPr/>
-        <w:t>accrued</w:t>
-      </w:r>
-      <w:r>
-        <w:rPr/>
-        <w:t xml:space="preserve"> many honors in his officiating years. He worked for 23</w:t>
-      </w:r>
-      <w:r>
-        <w:rPr/>
-        <w:t xml:space="preserve"> </w:t>
-      </w:r>
-      <w:r>
-        <w:rPr/>
-        <w:t>years in high school baseball. He also worked 18 years officiating high school football and</w:t>
-      </w:r>
-      <w:r>
-        <w:rPr/>
-        <w:t xml:space="preserve"> </w:t>
-      </w:r>
-      <w:r>
-        <w:rPr/>
-        <w:t>basketball and 5 years in high school girls’ softball. Richard has also worked in 5 state finals, 8</w:t>
-      </w:r>
-      <w:r>
-        <w:rPr/>
-        <w:t xml:space="preserve"> </w:t>
-      </w:r>
-      <w:r>
-        <w:rPr/>
-        <w:t>semi-</w:t>
-      </w:r>
-      <w:r>
-        <w:rPr/>
-        <w:t>finals</w:t>
-      </w:r>
-      <w:r>
-        <w:rPr/>
-        <w:t xml:space="preserve"> and has had 20 years of state tournament experience and worked 11 years of</w:t>
-      </w:r>
-      <w:r>
-        <w:rPr/>
-        <w:t xml:space="preserve"> </w:t>
-      </w:r>
-      <w:r>
-        <w:rPr/>
-        <w:t>college baseball.</w:t>
-      </w:r>
-      <w:r>
-        <w:rPr/>
-        <w:t xml:space="preserve"> </w:t>
-      </w:r>
-      <w:r>
-        <w:rPr/>
-        <w:t>In 1995, Richard was voted Umpire of the Year for the Denver area. He was crew chief of the</w:t>
-      </w:r>
-      <w:r>
-        <w:rPr/>
-        <w:t xml:space="preserve"> </w:t>
-      </w:r>
-      <w:r>
-        <w:rPr/>
-        <w:t>Colorado High School All-State Games for 4 years. He umpired 13 state finals between baseball,</w:t>
-      </w:r>
-      <w:r>
-        <w:rPr/>
-        <w:t xml:space="preserve"> </w:t>
-      </w:r>
-      <w:r>
-        <w:rPr/>
-        <w:t>football, and basketball.</w:t>
-      </w:r>
-      <w:r>
-        <w:rPr/>
-        <w:t xml:space="preserve"> </w:t>
-      </w:r>
-      <w:r>
-        <w:rPr/>
-        <w:t>A contribution to the game included Richard receiving grant money from school district #12 for</w:t>
-      </w:r>
-      <w:r>
-        <w:rPr/>
-        <w:t xml:space="preserve"> </w:t>
-      </w:r>
-      <w:r>
-        <w:rPr/>
-        <w:t xml:space="preserve">having an </w:t>
-      </w:r>
-      <w:r>
-        <w:rPr/>
-        <w:t>officials’</w:t>
-      </w:r>
-      <w:r>
-        <w:rPr/>
-        <w:t xml:space="preserve"> class for baseball/softball umpires and for basketball officials. They worked</w:t>
-      </w:r>
-      <w:r>
-        <w:rPr/>
-        <w:t xml:space="preserve"> </w:t>
-      </w:r>
-      <w:r>
-        <w:rPr/>
-        <w:t>these classes into our intramural programs at Northglenn High School. This went very well for 2</w:t>
-      </w:r>
-      <w:r>
-        <w:rPr/>
-        <w:t xml:space="preserve"> </w:t>
-      </w:r>
-      <w:r>
-        <w:rPr/>
-        <w:t>years.</w:t>
-      </w:r>
-      <w:r>
-        <w:rPr/>
-        <w:t xml:space="preserve"> </w:t>
-      </w:r>
-      <w:r>
-        <w:rPr/>
-        <w:t>Some significant games or situations that Richard was involved in:</w:t>
-      </w:r>
-      <w:r>
-        <w:rPr/>
-        <w:t xml:space="preserve"> </w:t>
-      </w:r>
-      <w:r>
-        <w:rPr/>
-        <w:t>• (1993) Triple play during the state final game between Lamar and Lajunta.</w:t>
-      </w:r>
-      <w:r>
-        <w:rPr/>
-        <w:t xml:space="preserve"> </w:t>
-      </w:r>
-      <w:r>
-        <w:rPr/>
-        <w:t>• (1995) Plate Umpire in the State Finals (Arvada West H.S, vs. Cherry Creek H.S. - Roy</w:t>
-      </w:r>
-      <w:r>
-        <w:rPr/>
-        <w:t xml:space="preserve"> </w:t>
-      </w:r>
-      <w:r>
-        <w:rPr/>
-        <w:t>Halliday vs. Darnell MacDonald)</w:t>
-      </w:r>
-      <w:r>
-        <w:rPr/>
-        <w:t xml:space="preserve"> </w:t>
-      </w:r>
-      <w:r>
-        <w:rPr/>
-        <w:t xml:space="preserve">• (1998) Plate Umpire with 35 </w:t>
-      </w:r>
-      <w:r>
-        <w:rPr/>
-        <w:t>K’s</w:t>
-      </w:r>
-      <w:r>
-        <w:rPr/>
-        <w:t xml:space="preserve"> out of 42 outs (Highlands Ranch H.S. vs. A. Hinkley</w:t>
-      </w:r>
-      <w:r>
-        <w:rPr/>
-        <w:t xml:space="preserve"> </w:t>
-      </w:r>
-      <w:r>
-        <w:rPr/>
-        <w:t>H.S.) Game was 1 hour, 5 minutes.</w:t>
-      </w:r>
-      <w:r>
-        <w:rPr/>
-        <w:t xml:space="preserve"> </w:t>
-      </w:r>
-      <w:r>
-        <w:rPr/>
-        <w:t>• Plate Umpire for the Boulder H.S. vs. Fairview H.S. with 4 out calls at the plate in the</w:t>
-      </w:r>
-      <w:r>
-        <w:rPr/>
-        <w:t xml:space="preserve"> </w:t>
-      </w:r>
-      <w:r>
-        <w:rPr/>
-        <w:t>1st inning.</w:t>
-      </w:r>
-      <w:r>
-        <w:rPr/>
-        <w:t xml:space="preserve"> </w:t>
-      </w:r>
-      <w:r>
-        <w:rPr/>
-        <w:t>• (2001) Plate Umpire for Fairview H.S. vs. Overland H.S. with 3 batter interference</w:t>
-      </w:r>
-      <w:r>
-        <w:rPr/>
-        <w:t xml:space="preserve"> </w:t>
-      </w:r>
-      <w:r>
-        <w:rPr/>
-        <w:t>calls in 1/2 innings.</w:t>
-      </w:r>
-    </w:p>
-    <w:p>
-      <w:pPr>
-        <w:pStyle w:val="BodyText"/>
-      </w:pPr>
-    </w:p>
-    <w:p>
-      <w:pPr>
-        <w:pStyle w:val="Heading2"/>
-        <w:spacing w:before="261" w:beforeAutospacing="off" w:after="261" w:afterAutospacing="off" w:line="300" w:lineRule="auto"/>
-      </w:pPr>
-      <w:r>
-        <w:rPr>
-          <w:rFonts w:ascii="Segoe UI" w:hAnsi="Segoe UI" w:eastAsia="Segoe UI" w:cs="Segoe UI"/>
-          <w:b w:val="1"/>
-          <w:bCs w:val="1"/>
-          <w:i w:val="0"/>
-          <w:iCs w:val="0"/>
-          <w:noProof w:val="0"/>
-          <w:sz w:val="31"/>
-          <w:szCs w:val="31"/>
-          <w:lang w:val="en-US"/>
-        </w:rPr>
-        <w:t>Revised Biography: Richard “Z‑Man” Czernicki</w:t>
-      </w:r>
-    </w:p>
-    <w:p>
+    <w:p ns2:paraId="53741A89" ns2:textId="59840CCC">
       <w:pPr>
         <w:spacing w:before="0" w:beforeAutospacing="off" w:after="0" w:afterAutospacing="off" w:line="300" w:lineRule="auto"/>
       </w:pPr>
@@ -363,7 +21,7 @@
         <w:t>2008 Hall of Fame Inductee – Broomfield</w:t>
       </w:r>
     </w:p>
-    <w:p>
+    <w:p ns2:paraId="4EA78622" ns2:textId="3D7A800C">
       <w:pPr>
         <w:spacing w:before="0" w:beforeAutospacing="off" w:after="0" w:afterAutospacing="off" w:line="300" w:lineRule="auto"/>
         <w:rPr>
@@ -477,7 +135,7 @@
         <w:t xml:space="preserve"> in Gunnison. In the fall of 1976, he played in the NAIA National Championship game, where Western faced Texas A&amp;I. He completed his degree at Western, earning a B.A. in Physical Education with a minor in English Literature.</w:t>
       </w:r>
     </w:p>
-    <w:p>
+    <w:p ns2:paraId="3173B4FA" ns2:textId="7FEB3CE0">
       <w:pPr>
         <w:spacing w:before="0" w:beforeAutospacing="off" w:after="0" w:afterAutospacing="off" w:line="300" w:lineRule="auto"/>
         <w:rPr>
@@ -563,7 +221,7 @@
         <w:t xml:space="preserve"> He also led the Junior Varsity basketball program, compiling an impressive 105–38 record and winning five league championships.</w:t>
       </w:r>
     </w:p>
-    <w:p>
+    <w:p ns2:paraId="2F0E70C4" ns2:textId="7FD0B4D0">
       <w:pPr>
         <w:spacing w:before="0" w:beforeAutospacing="off" w:after="0" w:afterAutospacing="off" w:line="300" w:lineRule="auto"/>
         <w:rPr>
@@ -621,7 +279,7 @@
         <w:t>.</w:t>
       </w:r>
     </w:p>
-    <w:p>
+    <w:p ns2:paraId="6B618A55" ns2:textId="21DAEBDE">
       <w:pPr>
         <w:spacing w:before="0" w:beforeAutospacing="off" w:after="0" w:afterAutospacing="off" w:line="300" w:lineRule="auto"/>
         <w:rPr>
@@ -707,7 +365,7 @@
         <w:t xml:space="preserve"> for two years.</w:t>
       </w:r>
     </w:p>
-    <w:p>
+    <w:p ns2:paraId="49F94941" ns2:textId="3D532CF1">
       <w:pPr>
         <w:spacing w:before="0" w:beforeAutospacing="off" w:after="0" w:afterAutospacing="off" w:line="300" w:lineRule="auto"/>
         <w:rPr>
@@ -737,7 +395,7 @@
         <w:t>Throughout his career, Czernicki officiated several memorable moments, including a triple play in the 1993 State Final between Lamar and La Junta; the 1995 State Final featuring Arvada West vs. Cherry Creek with Roy Halladay and Darnell McDonald; a 35‑strikeout performance in a 1998 game between Highlands Ranch and Hinkley; four out calls at the plate in the first inning of a Boulder vs. Fairview matchup; and three batter‑interference calls in a single half‑inning during a 2001 Fairview vs. Overland game.</w:t>
       </w:r>
     </w:p>
-    <w:p>
+    <w:p ns2:paraId="2553D15C" ns2:textId="2EC9A2BD">
       <w:pPr>
         <w:pStyle w:val="BodyText"/>
       </w:pPr>
